--- a/tests/fixtures/toc.docx
+++ b/tests/fixtures/toc.docx
@@ -82,6 +82,77 @@
         </w:r>
       </w:hyperlink>
     </w:p>
+    <w:p>
+      <w:pPr>
+        <w:tabs>
+          <w:tab w:val="left" w:pos="567"/>
+          <w:tab w:val="right" w:leader="dot" w:pos="9070"/>
+        </w:tabs>
+      </w:pPr>
+      <w:hyperlink r:id="rId9">
+        <w:r>
+          <w:t xml:space="preserve">23</w:t>
+          <w:tab/>
+          <w:t xml:space="preserve">Interpretation and defined terms</w:t>
+        </w:r>
+        <w:r>
+          <w:tab/>
+        </w:r>
+        <w:r>
+          <w:t xml:space="preserve">38</w:t>
+        </w:r>
+      </w:hyperlink>
+    </w:p>
+    <w:p>
+      <w:pPr>
+        <w:tabs>
+          <w:tab w:val="left" w:pos="567"/>
+          <w:tab w:val="right" w:leader="dot" w:pos="9070"/>
+        </w:tabs>
+      </w:pPr>
+      <w:hyperlink r:id="rId9">
+        <w:r>
+          <w:t xml:space="preserve">24</w:t>
+        </w:r>
+        <w:r>
+          <w:tab/>
+        </w:r>
+        <w:r>
+          <w:t xml:space="preserve">Notices and service of process</w:t>
+        </w:r>
+        <w:r>
+          <w:tab/>
+        </w:r>
+        <w:r>
+          <w:t xml:space="preserve">42</w:t>
+        </w:r>
+      </w:hyperlink>
+    </w:p>
+    <w:p>
+      <w:pPr>
+        <w:tabs>
+          <w:tab w:val="left" w:pos="567"/>
+          <w:tab w:val="right" w:leader="dot" w:pos="9070"/>
+        </w:tabs>
+      </w:pPr>
+      <w:hyperlink r:id="rId9">
+        <w:r>
+          <w:t xml:space="preserve">25</w:t>
+        </w:r>
+        <w:r>
+          <w:tab/>
+        </w:r>
+        <w:r>
+          <w:t xml:space="preserve">Counterparts</w:t>
+        </w:r>
+        <w:r>
+          <w:tab/>
+        </w:r>
+        <w:r>
+          <w:t xml:space="preserve">47</w:t>
+        </w:r>
+      </w:hyperlink>
+    </w:p>
     <w:sectPr>
       <w:pgSz w:w="11906" w:h="16838"/>
     </w:sectPr>
